--- a/deliverables/video-3-slides/hit-final/Video_3_HIT_FINAL/SHORTS/Video_3_Short_2_Keep_The_Proof_Not_The_Files.docx
+++ b/deliverables/video-3-slides/hit-final/Video_3_HIT_FINAL/SHORTS/Video_3_Short_2_Keep_The_Proof_Not_The_Files.docx
@@ -14,7 +14,7 @@
           <w:color w:val="8A6D1E"/>
           <w:sz w:val="20"/>
         </w:rPr>
-        <w:t>VIDEO 3 SHORT  ·  v5.0</w:t>
+        <w:t>VIDEO 3 SHORT  ·  v5.1</w:t>
       </w:r>
     </w:p>
     <w:p>
@@ -58,7 +58,7 @@
           <w:color w:val="5A6B82"/>
           <w:sz w:val="22"/>
         </w:rPr>
-        <w:t>Opening line:  “Preserving your career evidence does not mean taking company files.”</w:t>
+        <w:t>Opening line:  “Preserving your evidence does not mean taking anything with you.”</w:t>
       </w:r>
     </w:p>
     <w:p>
@@ -104,7 +104,7 @@
           <w:color w:val="1A1A1A"/>
           <w:sz w:val="27"/>
         </w:rPr>
-        <w:t>Preserving your career evidence does not mean taking company files.</w:t>
+        <w:t>Preserving your evidence does not mean taking anything with you.</w:t>
       </w:r>
     </w:p>
     <w:p>
@@ -119,7 +119,7 @@
           <w:color w:val="1A1A1A"/>
           <w:sz w:val="27"/>
         </w:rPr>
-        <w:t>If you do not have the right to keep it, do not take it.</w:t>
+        <w:t>This gets misread in both directions, so let me be precise.</w:t>
       </w:r>
     </w:p>
     <w:p>
@@ -134,7 +134,7 @@
           <w:color w:val="1A1A1A"/>
           <w:sz w:val="27"/>
         </w:rPr>
-        <w:t>Confidential information, customer data, employee data, anything your employer owns — that stays with your employer.</w:t>
+        <w:t>What you are entitled to keep is your own account of your own work. What you did. What you decided. What changed. What you learned. In your own words.</w:t>
       </w:r>
     </w:p>
     <w:p>
@@ -149,7 +149,7 @@
           <w:color w:val="1A1A1A"/>
           <w:sz w:val="27"/>
         </w:rPr>
-        <w:t>What you are preserving is different, and it is yours.</w:t>
+        <w:t>What you do not take is anything belonging to your employer or anyone else. No client material. No employee data. No internal documents, decks, code or files. Nothing confidential or proprietary.</w:t>
       </w:r>
     </w:p>
     <w:p>
@@ -164,7 +164,7 @@
           <w:color w:val="1A1A1A"/>
           <w:sz w:val="27"/>
         </w:rPr>
-        <w:t>A truthful record of your own contribution, in your own words.</w:t>
+        <w:t>If you have to think about whether a document is yours, it is not yours.</w:t>
       </w:r>
     </w:p>
     <w:p>
@@ -179,7 +179,7 @@
           <w:color w:val="1A1A1A"/>
           <w:sz w:val="27"/>
         </w:rPr>
-        <w:t>Where it started. What you decided or influenced. What changed. And what permitted evidence supports it.</w:t>
+        <w:t>Write about it instead of taking it.</w:t>
       </w:r>
     </w:p>
     <w:p>
@@ -194,7 +194,7 @@
           <w:color w:val="1A1A1A"/>
           <w:sz w:val="27"/>
         </w:rPr>
-        <w:t>That is what you will need later to explain your value.</w:t>
+        <w:t>And the other direction is just as costly.</w:t>
       </w:r>
     </w:p>
     <w:p>
@@ -209,7 +209,37 @@
           <w:color w:val="1A1A1A"/>
           <w:sz w:val="27"/>
         </w:rPr>
-        <w:t>Not a folder full of somebody else's material.</w:t>
+        <w:t>You might conclude that because you cannot take anything, there is nothing to keep.</w:t>
+      </w:r>
+    </w:p>
+    <w:p>
+      <w:pPr>
+        <w:spacing w:before="0" w:after="200" w:line="360" w:lineRule="auto"/>
+        <w:keepLines w:val="1"/>
+      </w:pPr>
+      <w:r>
+        <w:rPr>
+          <w:b w:val="0"/>
+          <w:i w:val="0"/>
+          <w:color w:val="1A1A1A"/>
+          <w:sz w:val="27"/>
+        </w:rPr>
+        <w:t>That is not true.</w:t>
+      </w:r>
+    </w:p>
+    <w:p>
+      <w:pPr>
+        <w:spacing w:before="0" w:after="200" w:line="360" w:lineRule="auto"/>
+        <w:keepLines w:val="1"/>
+      </w:pPr>
+      <w:r>
+        <w:rPr>
+          <w:b w:val="0"/>
+          <w:i w:val="0"/>
+          <w:color w:val="1A1A1A"/>
+          <w:sz w:val="27"/>
+        </w:rPr>
+        <w:t>The most valuable thing is the one thing you are definitely allowed to have. Your own memory of your own contribution, written down while it is still accurate.</w:t>
       </w:r>
     </w:p>
     <w:sectPr>

--- a/deliverables/video-3-slides/hit-final/Video_3_HIT_FINAL/SHORTS/Video_3_Short_2_Keep_The_Proof_Not_The_Files.docx
+++ b/deliverables/video-3-slides/hit-final/Video_3_HIT_FINAL/SHORTS/Video_3_Short_2_Keep_The_Proof_Not_The_Files.docx
@@ -14,7 +14,7 @@
           <w:color w:val="8A6D1E"/>
           <w:sz w:val="20"/>
         </w:rPr>
-        <w:t>VIDEO 3 SHORT  ·  v5.1</w:t>
+        <w:t>VIDEO 3 SHORT  ·  v5.1.1</w:t>
       </w:r>
     </w:p>
     <w:p>
